--- a/docs/homeworks/factorial_anova_homework/factorial_anova_homework.docx
+++ b/docs/homeworks/factorial_anova_homework/factorial_anova_homework.docx
@@ -3110,7 +3110,7 @@
       <w:b/>
       <w:color w:themeColor="accent1" w:themeShade="BF" w:val="0F4761"/>
       <w:sz w:val="28"/>
-      <w:szCs w:val="40"/>
+      <w:szCs w:val="28"/>
     </w:rPr>
   </w:style>
   <w:style w:styleId="Heading2" w:type="paragraph">
@@ -3132,7 +3132,7 @@
     <w:rPr>
       <w:rFonts w:asciiTheme="majorHAnsi" w:cstheme="majorBidi" w:eastAsiaTheme="majorEastAsia" w:hAnsiTheme="majorHAnsi"/>
       <w:color w:themeColor="accent1" w:themeShade="BF" w:val="0F4761"/>
-      <w:szCs w:val="32"/>
+      <w:szCs w:val="28"/>
     </w:rPr>
   </w:style>
   <w:style w:styleId="Heading3" w:type="paragraph">
@@ -3444,8 +3444,8 @@
       <w:rFonts w:asciiTheme="majorHAnsi" w:cstheme="majorBidi" w:eastAsiaTheme="majorEastAsia" w:hAnsiTheme="majorHAnsi"/>
       <w:spacing w:val="-10"/>
       <w:kern w:val="28"/>
-      <w:sz w:val="56"/>
-      <w:szCs w:val="56"/>
+      <w:sz w:val="28"/>
+      <w:szCs w:val="28"/>
     </w:rPr>
   </w:style>
   <w:style w:customStyle="1" w:styleId="TitleChar" w:type="character">
@@ -3458,8 +3458,8 @@
       <w:rFonts w:asciiTheme="majorHAnsi" w:cstheme="majorBidi" w:eastAsiaTheme="majorEastAsia" w:hAnsiTheme="majorHAnsi"/>
       <w:spacing w:val="-10"/>
       <w:kern w:val="28"/>
-      <w:sz w:val="56"/>
-      <w:szCs w:val="56"/>
+      <w:sz w:val="28"/>
+      <w:szCs w:val="28"/>
     </w:rPr>
   </w:style>
   <w:style w:styleId="Subtitle" w:type="paragraph">

--- a/docs/homeworks/factorial_anova_homework/factorial_anova_homework.docx
+++ b/docs/homeworks/factorial_anova_homework/factorial_anova_homework.docx
@@ -1977,7 +1977,7 @@
         <w:rPr>
           <w:rStyle w:val="CommentTok"/>
         </w:rPr>
-        <w:t xml:space="preserve">#   scale_color_manual(values = c("Native" = "coral", "Invasive" = "steelblue")) +</w:t>
+        <w:t xml:space="preserve">#   scale_color_manual(values = c("Native" = "coral", "Invasive" = "darkblue")) +</w:t>
       </w:r>
       <w:r>
         <w:br/>
